--- a/course_development/domains/active_inference_organizations/04_digital_transformation/02_agents/output/lab-protocols/02_agents-lab.docx
+++ b/course_development/domains/active_inference_organizations/04_digital_transformation/02_agents/output/lab-protocols/02_agents-lab.docx
@@ -4,32 +4,52 @@
   <w:body>
     <w:p>
       <w:r>
-        <w:t>Lab: Exploring Agents</w:t>
+        <w:t>Lab: Human-AI Collaboration Design</w:t>
       </w:r>
     </w:p>
     <w:p>
       <w:r>
-        <w:t>Objective</w:t>
+        <w:t>Objectives</w:t>
       </w:r>
     </w:p>
     <w:p>
       <w:r>
-        <w:t>Design and simulate a simple agent that demonstrates the principles of Agents .</w:t>
+        <w:t>Learning Goal: Design an effective human-AI collaboration for a specific organizational function.</w:t>
       </w:r>
     </w:p>
     <w:p>
       <w:r>
-        <w:t>Prerequisites</w:t>
+        <w:t>Part 1: Decision Mapping (15 min)</w:t>
       </w:r>
     </w:p>
     <w:p>
       <w:r>
-        <w:t>Basic understanding of Python or a relevant simulation tool.  Familiarity with the formal definition of Agents.   Steps</w:t>
+        <w:t>Map decisions in your function by AI suitability:</w:t>
       </w:r>
     </w:p>
     <w:p>
       <w:r>
-        <w:t>Define the Environment : Create a simple grid world or state space relevant to Organizations.  Define the Agent : Specify the agent's generative model, focusing on Agents.  Simulation : Run the agent for 100 timesteps.  Perturbation : Introduce a specific challenge to Agents (e.g., increased noise, occlusion).  Analysis : Plot the Free Energy over time. Does the agent successfully adapt?   Discussion Requirements</w:t>
+        <w:t>Decision  Volume  Complexity  Ambiguity  AI Suitability  Current State       H/M/L  H/M/L  H/M/L  Tool/Assist/Collab/Auto  Manual/Assisted?                     Write your response here   Part 2: Collaboration Design (15 min)</w:t>
+      </w:r>
+    </w:p>
+    <w:p>
+      <w:r>
+        <w:t>For the best AI candidate:</w:t>
+      </w:r>
+    </w:p>
+    <w:p>
+      <w:r>
+        <w:t>Element  Design      Decision to delegate/share     AI role     Human role     Escalation triggers     Oversight mechanism     Success metrics      Write your response here   Part 3: Failure Mode Analysis (10 min)</w:t>
+      </w:r>
+    </w:p>
+    <w:p>
+      <w:r>
+        <w:t>Failure Scenario  Probability  Impact  Mitigation      AI gives wrong recommendation       Human overrides correct AI       Distribution shift (world changes)       System outage        Write your response here   Part 4: Change Management (10 min)</w:t>
+      </w:r>
+    </w:p>
+    <w:p>
+      <w:r>
+        <w:t>Stakeholder  Concern  Communication  Training Needed      Team members       Managers       Customers        Write your response here   Summary</w:t>
       </w:r>
     </w:p>
     <w:sectPr>
